--- a/pr-preview/pr-28/chapters/quarto-tracked-changes.docx
+++ b/pr-preview/pr-28/chapters/quarto-tracked-changes.docx
@@ -16,7 +16,7 @@
       </w:pPr>
       <w:del w:id="1" w:author="PR Preview" w:date="2026-01-01T00:00:00Z">
         <w:r>
-          <w:delText xml:space="preserve">Last modified: 2026-10-12 21:28:22 (PDT)</w:delText>
+          <w:delText xml:space="preserve">Last modified: 2026-10-14 01:49:27 (PDT)</w:delText>
         </w:r>
       </w:del>
     </w:p>
@@ -26,7 +26,7 @@
       </w:pPr>
       <w:ins w:id="2" w:author="PR Preview" w:date="2026-01-01T00:00:00Z">
         <w:r>
-          <w:t xml:space="preserve">Last modified: 2026-10-14 01:44:13 (PDT)</w:t>
+          <w:t xml:space="preserve">Last modified: 2026-10-14 01:53:35 (PDT)</w:t>
         </w:r>
       </w:ins>
     </w:p>

--- a/pr-preview/pr-28/chapters/quarto-tracked-changes.docx
+++ b/pr-preview/pr-28/chapters/quarto-tracked-changes.docx
@@ -16,7 +16,7 @@
       </w:pPr>
       <w:del w:id="1" w:author="PR Preview" w:date="2026-01-01T00:00:00Z">
         <w:r>
-          <w:delText xml:space="preserve">Last modified: 2026-10-14 01:49:27 (PDT)</w:delText>
+          <w:delText xml:space="preserve">Last modified: 2026-10-14 03:38:56 (PDT)</w:delText>
         </w:r>
       </w:del>
     </w:p>
@@ -26,7 +26,7 @@
       </w:pPr>
       <w:ins w:id="2" w:author="PR Preview" w:date="2026-01-01T00:00:00Z">
         <w:r>
-          <w:t xml:space="preserve">Last modified: 2026-10-14 01:53:35 (PDT)</w:t>
+          <w:t xml:space="preserve">Last modified: 2026-10-14 04:01:08 (PDT)</w:t>
         </w:r>
       </w:ins>
     </w:p>
@@ -7844,101 +7844,35 @@
       <w:pPr>
         <w:pStyle w:val="FirstParagraph"/>
       </w:pPr>
-      <w:del w:id="49" w:author="PR Preview" w:date="2026-01-01T00:00:00Z">
+      <w:r>
+        <w:t xml:space="preserve">In</w:t>
+      </w:r>
+      <w:r>
+        <w:t xml:space="preserve"> </w:t>
+      </w:r>
+      <w:hyperlink r:id="rId74">
         <w:r>
-          <w:delText xml:space="preserve">In</w:delText>
+          <w:rPr>
+            <w:rStyle w:val="Hyperlink"/>
+          </w:rPr>
+          <w:t xml:space="preserve">UCD-SERG/rpt PR #70</w:t>
         </w:r>
-      </w:del>
-      <w:del w:id="50" w:author="PR Preview" w:date="2026-01-01T00:00:00Z">
-        <w:r>
-          <w:delText xml:space="preserve"> </w:delText>
-        </w:r>
-      </w:del>
-      <w:hyperlink r:id="rId74">
-        <w:del w:id="51" w:author="PR Preview" w:date="2026-01-01T00:00:00Z">
-          <w:r>
-            <w:rPr>
-              <w:rStyle w:val="Hyperlink"/>
-            </w:rPr>
-            <w:delText xml:space="preserve">UCD-SERG/rpt PR #70</w:delText>
-          </w:r>
-        </w:del>
       </w:hyperlink>
-      <w:del w:id="52" w:author="PR Preview" w:date="2026-01-01T00:00:00Z">
-        <w:r>
-          <w:delText xml:space="preserve">,</w:delText>
-        </w:r>
-      </w:del>
-      <w:del w:id="53" w:author="PR Preview" w:date="2026-01-01T00:00:00Z">
-        <w:r>
-          <w:delText xml:space="preserve"> </w:delText>
-        </w:r>
-      </w:del>
-      <w:del w:id="54" w:author="PR Preview" w:date="2026-01-01T00:00:00Z">
-        <w:r>
-          <w:delText xml:space="preserve">our team removed mermaid diagrams from package vignettes specifically because they were incompatible with DOCX output.</w:delText>
-        </w:r>
-      </w:del>
-      <w:del w:id="55" w:author="PR Preview" w:date="2026-01-01T00:00:00Z">
-        <w:r>
-          <w:delText xml:space="preserve"> </w:delText>
-        </w:r>
-      </w:del>
-      <w:del w:id="56" w:author="PR Preview" w:date="2026-01-01T00:00:00Z">
-        <w:r>
-          <w:delText xml:space="preserve">This demonstrates the practical impact of these limitations in production workflows.</w:delText>
-        </w:r>
-      </w:del>
-    </w:p>
-    <w:p>
-      <w:pPr>
-        <w:pStyle w:val="FirstParagraph"/>
-      </w:pPr>
-      <w:ins w:id="57" w:author="PR Preview" w:date="2026-01-01T00:00:00Z">
-        <w:r>
-          <w:t xml:space="preserve">In</w:t>
-        </w:r>
-      </w:ins>
-      <w:ins w:id="58" w:author="PR Preview" w:date="2026-01-01T00:00:00Z">
-        <w:r>
-          <w:t xml:space="preserve"> </w:t>
-        </w:r>
-      </w:ins>
-      <w:hyperlink r:id="rId74">
-        <w:ins w:id="59" w:author="PR Preview" w:date="2026-01-01T00:00:00Z">
-          <w:r>
-            <w:rPr>
-              <w:rStyle w:val="Hyperlink"/>
-            </w:rPr>
-            <w:t xml:space="preserve">UCD-SERG/rpt PR #70</w:t>
-          </w:r>
-        </w:ins>
-      </w:hyperlink>
-      <w:ins w:id="60" w:author="PR Preview" w:date="2026-01-01T00:00:00Z">
-        <w:r>
-          <w:t xml:space="preserve">,</w:t>
-        </w:r>
-      </w:ins>
-      <w:ins w:id="61" w:author="PR Preview" w:date="2026-01-01T00:00:00Z">
-        <w:r>
-          <w:t xml:space="preserve"> </w:t>
-        </w:r>
-      </w:ins>
-      <w:ins w:id="62" w:author="PR Preview" w:date="2026-01-01T00:00:00Z">
-        <w:r>
-          <w:t xml:space="preserve">the UCD-SERG team removed mermaid diagrams from package vignettes specifically because they were incompatible with DOCX output.</w:t>
-        </w:r>
-      </w:ins>
-      <w:ins w:id="63" w:author="PR Preview" w:date="2026-01-01T00:00:00Z">
-        <w:r>
-          <w:t xml:space="preserve"> </w:t>
-        </w:r>
-      </w:ins>
-      <w:ins w:id="64" w:author="PR Preview" w:date="2026-01-01T00:00:00Z">
-        <w:r>
-          <w:t xml:space="preserve">This demonstrates the practical impact of these limitations in production workflows.</w:t>
-        </w:r>
-      </w:ins>
+      <w:r>
+        <w:t xml:space="preserve">,</w:t>
+      </w:r>
+      <w:r>
+        <w:t xml:space="preserve"> </w:t>
+      </w:r>
+      <w:r>
+        <w:t xml:space="preserve">the maintainers removed mermaid diagrams from package vignettes specifically because they were incompatible with DOCX output.</w:t>
+      </w:r>
+      <w:r>
+        <w:t xml:space="preserve"> </w:t>
+      </w:r>
+      <w:r>
+        <w:t xml:space="preserve">This demonstrates the practical impact of these limitations in production workflows.</w:t>
+      </w:r>
     </w:p>
     <w:bookmarkEnd w:id="75"/>
     <w:bookmarkStart w:id="79" w:name="future-outlook"/>

--- a/pr-preview/pr-28/chapters/quarto-tracked-changes.docx
+++ b/pr-preview/pr-28/chapters/quarto-tracked-changes.docx
@@ -16,7 +16,7 @@
       </w:pPr>
       <w:del w:id="1" w:author="PR Preview" w:date="2026-01-01T00:00:00Z">
         <w:r>
-          <w:delText xml:space="preserve">Last modified: 2026-10-14 03:38:56 (PDT)</w:delText>
+          <w:delText xml:space="preserve">Last modified: 2026-10-14 04:06:05 (PDT)</w:delText>
         </w:r>
       </w:del>
     </w:p>
@@ -26,7 +26,7 @@
       </w:pPr>
       <w:ins w:id="2" w:author="PR Preview" w:date="2026-01-01T00:00:00Z">
         <w:r>
-          <w:t xml:space="preserve">Last modified: 2026-10-14 04:01:08 (PDT)</w:t>
+          <w:t xml:space="preserve">Last modified: 2026-10-14 04:10:23 (PDT)</w:t>
         </w:r>
       </w:ins>
     </w:p>
